--- a/docs/qa/Plano-de-Teste.docx
+++ b/docs/qa/Plano-de-Teste.docx
@@ -5028,7 +5028,7 @@
                       <w:szCs w:val="18"/>
                       <w:rtl w:val="0"/>
                     </w:rPr>
-                    <w:t xml:space="preserve">Local (docker-compose com PostgreSQL) e homologação no Render ou Railway a partir da R2 (URL no README)</w:t>
+                    <w:t xml:space="preserve">PostgreSQL 16 instalado na máquina, conforme docs/devops (ambiente de desenvolvimento). No CI, testes com banco H2 em memória.</w:t>
                   </w:r>
                   <w:r>
                     <w:rPr>
